--- a/src/atlas_policy_v3.docx
+++ b/src/atlas_policy_v3.docx
@@ -711,6 +711,9 @@
     <w:p>
       <w:pPr>
         <w:spacing w:before="80" w:after="100"/>
+        <w:rPr>
+          <w:color w:val="222222"/>
+        </w:rPr>
       </w:pPr>
       <w:r>
         <w:rPr>
@@ -718,6 +721,11 @@
         </w:rPr>
         <w:t>Standard Shield is the most widely held tier, offering full comprehensive coverage including own-damage for collision and non-collision events, third-party liability at substantially higher limits than T1, theft, fire, natural disasters, and vandalism. It also includes medical payments coverage for the insured and named passengers, and uninsured motorist coverage. The T2 tier represents the baseline recommendation for any vehicle in current daily use with a replacement value above $10,000.</w:t>
       </w:r>
+    </w:p>
+    <w:p>
+      <w:pPr>
+        <w:spacing w:before="80" w:after="100"/>
+      </w:pPr>
     </w:p>
     <w:p>
       <w:pPr>
@@ -797,7 +805,7 @@
           <w:sz w:val="19"/>
           <w:szCs w:val="19"/>
         </w:rPr>
-        <w:t xml:space="preserve">A policyholder purchased a new luxury sedan for $88,000 eleven months ago and is involved in a head-on collision that renders the vehicle beyond economic repair. The repair estimate of $74,000 exceeds 75% of the ACV of $82,000 (accounting for one year of value reduction), triggering total loss. Under T3 Premium with the New Vehicle Replacement add-on active, rather than receiving the ACV, the insured is entitled to a </w:t>
+        <w:t xml:space="preserve">A policyholder purchased a new luxury sedan for $88,000 eleven months ago and is involved in a head-on collision that renders the vehicle beyond economic repair. The repair estimate of $74,000 exceeds 75% of </w:t>
       </w:r>
       <w:r>
         <w:rPr>
@@ -808,7 +816,7 @@
           <w:szCs w:val="19"/>
         </w:rPr>
         <w:lastRenderedPageBreak/>
-        <w:t>like-for-like replacement of the same make, model, and specification. The Company arranges and funds the replacement vehicle directly, with the insured paying only the $500 deductible. The salvage vehicle is retained by the Company.</w:t>
+        <w:t>the ACV of $82,000 (accounting for one year of value reduction), triggering total loss. Under T3 Premium with the New Vehicle Replacement add-on active, rather than receiving the ACV, the insured is entitled to a like-for-like replacement of the same make, model, and specification. The Company arranges and funds the replacement vehicle directly, with the insured paying only the $500 deductible. The salvage vehicle is retained by the Company.</w:t>
       </w:r>
     </w:p>
     <w:p>
@@ -1417,7 +1425,21 @@
         <w:rPr>
           <w:color w:val="222222"/>
         </w:rPr>
-        <w:t>The per-person and per-occurrence limits vary by vehicle class and tier. A Passenger Car T2 policy provides $300,000 per injured person and $600,000 per occurrence — meaning if three people are injured in a single incident, each may claim up to $300,000, but the Company's total exposure per occurrence is capped at $600,000. Commercial Trucks under T3 provide $1,000,000 per person and $3,000,000 per occurrence, reflecting the catastrophic potential of a heavy vehicle collision. The Company's defense costs are in addition to these limits.</w:t>
+        <w:t xml:space="preserve">The per-person and per-occurrence limits vary by vehicle class and tier. A Passenger Car T2 policy provides $300,000 per injured person and $600,000 per occurrence — meaning if three people are injured in a single incident, each may claim up to $300,000, but the Company's total exposure per occurrence is capped at $600,000. Commercial Trucks under T3 provide $1,000,000 per person and $3,000,000 per occurrence, reflecting the catastrophic potential of a heavy vehicle collision. The Company's </w:t>
+      </w:r>
+      <w:proofErr w:type="spellStart"/>
+      <w:r>
+        <w:rPr>
+          <w:color w:val="222222"/>
+        </w:rPr>
+        <w:t>defense</w:t>
+      </w:r>
+      <w:proofErr w:type="spellEnd"/>
+      <w:r>
+        <w:rPr>
+          <w:color w:val="222222"/>
+        </w:rPr>
+        <w:t xml:space="preserve"> costs are in addition to these limits.</w:t>
       </w:r>
     </w:p>
     <w:p>
@@ -1448,7 +1470,51 @@
           <w:sz w:val="19"/>
           <w:szCs w:val="19"/>
         </w:rPr>
-        <w:t>A policyholder, distracted at low speed in a school zone, strikes a pedestrian crossing a marked zebra crossing. The pedestrian sustains fatal injuries. The family pursues a wrongful death claim. The Damage Assessment Agent scores the incident at 0.61 — the insured was not speeding but was inattentive, contributing significantly to the failure to stop. Under T2 Standard, the bodily injury per-person limit is $300,000. Legal defense costs are provided separately up to 25% of the per-occurrence limit. The Company negotiates a settlement of $290,000 within policy limits and pays defense legal fees of $41,000. The insured has no further personal financial liability to the third party for this incident under the policy.</w:t>
+        <w:t xml:space="preserve">A policyholder, distracted at low speed in a school zone, strikes a pedestrian crossing a marked zebra crossing. The pedestrian sustains fatal injuries. The family pursues a wrongful death claim. The Damage Assessment Agent scores the incident at 0.61 — the insured was not speeding but was inattentive, contributing significantly to the failure to stop. Under T2 Standard, the bodily injury per-person limit is $300,000. Legal </w:t>
+      </w:r>
+      <w:proofErr w:type="spellStart"/>
+      <w:r>
+        <w:rPr>
+          <w:i/>
+          <w:iCs/>
+          <w:color w:val="333333"/>
+          <w:sz w:val="19"/>
+          <w:szCs w:val="19"/>
+        </w:rPr>
+        <w:t>defense</w:t>
+      </w:r>
+      <w:proofErr w:type="spellEnd"/>
+      <w:r>
+        <w:rPr>
+          <w:i/>
+          <w:iCs/>
+          <w:color w:val="333333"/>
+          <w:sz w:val="19"/>
+          <w:szCs w:val="19"/>
+        </w:rPr>
+        <w:t xml:space="preserve"> costs are provided separately up to 25% of the per-occurrence limit. The Company negotiates a settlement of $290,000 within policy limits and pays </w:t>
+      </w:r>
+      <w:proofErr w:type="spellStart"/>
+      <w:r>
+        <w:rPr>
+          <w:i/>
+          <w:iCs/>
+          <w:color w:val="333333"/>
+          <w:sz w:val="19"/>
+          <w:szCs w:val="19"/>
+        </w:rPr>
+        <w:t>defense</w:t>
+      </w:r>
+      <w:proofErr w:type="spellEnd"/>
+      <w:r>
+        <w:rPr>
+          <w:i/>
+          <w:iCs/>
+          <w:color w:val="333333"/>
+          <w:sz w:val="19"/>
+          <w:szCs w:val="19"/>
+        </w:rPr>
+        <w:t xml:space="preserve"> legal fees of $41,000. The insured has no further personal financial liability to the third party for this incident under the policy.</w:t>
       </w:r>
     </w:p>
     <w:p>
@@ -1658,7 +1724,21 @@
         <w:rPr>
           <w:color w:val="222222"/>
         </w:rPr>
-        <w:t>Software and OTA damage coverage — available only under T3 with the Cyber add-on — covers situations where an over-the-air software update from the manufacturer causes verifiable vehicle malfunction resulting in physical damage. This is a narrow but important provision as EV manufacturers regularly push firmware updates that can, in rare cases, affect braking, acceleration management, or battery charging behavior.</w:t>
+        <w:t xml:space="preserve">Software and OTA damage coverage — available only under T3 with the Cyber add-on — covers situations where an over-the-air software update from the manufacturer causes verifiable vehicle malfunction resulting in physical damage. This is a narrow but important provision as EV manufacturers regularly push firmware updates that can, in rare cases, affect braking, acceleration management, or battery charging </w:t>
+      </w:r>
+      <w:proofErr w:type="spellStart"/>
+      <w:r>
+        <w:rPr>
+          <w:color w:val="222222"/>
+        </w:rPr>
+        <w:t>behavior</w:t>
+      </w:r>
+      <w:proofErr w:type="spellEnd"/>
+      <w:r>
+        <w:rPr>
+          <w:color w:val="222222"/>
+        </w:rPr>
+        <w:t>.</w:t>
       </w:r>
     </w:p>
     <w:p>
@@ -1730,7 +1810,21 @@
         <w:rPr>
           <w:color w:val="222222"/>
         </w:rPr>
-        <w:t>Cargo coverage is exclusive to the Commercial Truck class (CT) and is available under T2 and T3 tiers. It covers the loss or damage of goods being transported in or on the insured vehicle at the time of a covered incident. The sub-limit under T2 is $50,000 per incident and under T3 is $250,000 per incident. Perishable goods — fresh produce, pharmaceuticals, chilled products — are excluded unless the Refrigerated Cargo endorsement is active. Live animals are excluded entirely. High-value goods such as electronics, jewelry, currency, and fine art are subject to special declaration requirements and individual item limits of $10,000 unless a Declared High-Value Cargo endorsement is in place.</w:t>
+        <w:t xml:space="preserve">Cargo coverage is exclusive to the Commercial Truck class (CT) and is available under T2 and T3 tiers. It covers the loss or damage of goods being transported in or on the insured vehicle at the time of a covered incident. The sub-limit under T2 is $50,000 per incident and under T3 is $250,000 per incident. Perishable goods — fresh produce, pharmaceuticals, chilled products — are excluded unless the Refrigerated Cargo endorsement is active. Live animals are excluded entirely. High-value goods such as electronics, </w:t>
+      </w:r>
+      <w:proofErr w:type="spellStart"/>
+      <w:r>
+        <w:rPr>
+          <w:color w:val="222222"/>
+        </w:rPr>
+        <w:t>jewelry</w:t>
+      </w:r>
+      <w:proofErr w:type="spellEnd"/>
+      <w:r>
+        <w:rPr>
+          <w:color w:val="222222"/>
+        </w:rPr>
+        <w:t>, currency, and fine art are subject to special declaration requirements and individual item limits of $10,000 unless a Declared High-Value Cargo endorsement is in place.</w:t>
       </w:r>
     </w:p>
     <w:p>
@@ -2802,7 +2896,35 @@
         <w:rPr>
           <w:color w:val="222222"/>
         </w:rPr>
-        <w:t>Every RAG Agent output must include the claim ID, the identified vehicle class and policy tier, the Liability Score as received and the multiplier applied, a damage category breakdown showing gross damage, depreciation applied, eligible damage, multiplier-adjusted amount, sub-limit applied, deductible applied, and category settlement for each damage type, a list of active add-ons verified, a list of any exclusions flagged, the total claim settlement, a boolean indicating whether total loss was declared, a boolean indicating whether manual review is required, and a plain-language computation note explaining any reductions, caps, exclusion triggers, or edge cases encountered.</w:t>
+        <w:t xml:space="preserve">Every RAG Agent output must include the claim ID, the identified vehicle class and policy tier, the Liability Score as received and the multiplier applied, a damage category breakdown showing gross damage, depreciation applied, eligible damage, multiplier-adjusted amount, sub-limit applied, deductible applied, and category settlement for each damage type, a list of active add-ons verified, a list of any exclusions flagged, the total claim settlement, a </w:t>
+      </w:r>
+      <w:proofErr w:type="spellStart"/>
+      <w:r>
+        <w:rPr>
+          <w:color w:val="222222"/>
+        </w:rPr>
+        <w:t>boolean</w:t>
+      </w:r>
+      <w:proofErr w:type="spellEnd"/>
+      <w:r>
+        <w:rPr>
+          <w:color w:val="222222"/>
+        </w:rPr>
+        <w:t xml:space="preserve"> indicating whether total loss was declared, a </w:t>
+      </w:r>
+      <w:proofErr w:type="spellStart"/>
+      <w:r>
+        <w:rPr>
+          <w:color w:val="222222"/>
+        </w:rPr>
+        <w:t>boolean</w:t>
+      </w:r>
+      <w:proofErr w:type="spellEnd"/>
+      <w:r>
+        <w:rPr>
+          <w:color w:val="222222"/>
+        </w:rPr>
+        <w:t xml:space="preserve"> indicating whether manual review is required, and a plain-language computation note explaining any reductions, caps, exclusion triggers, or edge cases encountered.</w:t>
       </w:r>
     </w:p>
     <w:p>
